--- a/lore/character_backstories.docx
+++ b/lore/character_backstories.docx
@@ -434,7 +434,7 @@
           <w:b w:val="1"/>
           <w:rtl w:val="0"/>
         </w:rPr>
-        <w:t xml:space="preserve">Grimfang Clan</w:t>
+        <w:t>Bloodfang Clan</w:t>
       </w:r>
       <w:r>
         <w:rPr>
@@ -498,7 +498,7 @@
         <w:rPr>
           <w:rtl w:val="0"/>
         </w:rPr>
-        <w:t xml:space="preserve">. Stabby was mesmerized by the monk’s fighting style, which was fluid, graceful, and completely different from the chaotic brawling of the Grimfang Clan. Master Kaelon saw potential in Stabby and taught him the basics of balance, agility, and inner focus. Stabby integrated these lessons into his own chaotic style, turning what was once raw and erratic into a fighting method that combined grace with wild energy. His training was brief, but it left a lasting impact, making Stabby a more formidable and unpredictable combatant.</w:t>
+        <w:t>. Stabby was mesmerized by the monk’s fighting style, which was fluid, graceful, and completely different from the chaotic brawling of the Bloodfang Clan. Master Kaelon saw potential in Stabby and taught him the basics of balance, agility, and inner focus. Stabby integrated these lessons into his own chaotic style, turning what was once raw and erratic into a fighting method that combined grace with wild energy. His training was brief, but it left a lasting impact, making Stabby a more formidable and unpredictable combatant.</w:t>
       </w:r>
     </w:p>
     <w:p>
@@ -517,7 +517,7 @@
         <w:rPr>
           <w:rtl w:val="0"/>
         </w:rPr>
-        <w:t xml:space="preserve">: Stabby’s journey began when he grew tired of the repetitive raids and constant infighting within the Grimfang Clan. After his brief training with Master Kaelon, he left Bloodthorn Hollow in search of new adventures, eager to test his skills and cause some chaos. Along the way, he picked up odd jobs, caused trouble in several villages, and delighted in any opportunity to brawl. When he encountered </w:t>
+        <w:t xml:space="preserve">: Stabby’s journey began when he grew tired of the repetitive raids and constant infighting within the Bloodfang Clan. After his brief training with Master Kaelon, he left Bloodthorn Hollow in search of new adventures, eager to test his skills and cause some chaos. Along the way, he picked up odd jobs, caused trouble in several villages, and delighted in any opportunity to brawl. When he encountered </w:t>
       </w:r>
       <w:r>
         <w:rPr>
@@ -699,7 +699,7 @@
         <w:rPr>
           <w:rtl w:val="0"/>
         </w:rPr>
-        <w:t xml:space="preserve">, about Ursa’s whereabouts. While waiting, Lilly couldn’t help but notice the strange, chaotic energy that seemed to radiate from the tavern's newest patron—</w:t>
+        <w:t xml:space="preserve">, about Ursa’s whereabouts. While waiting, Lilly couldn’t help but notice the strange, chaotic energy that seemed to radiate from the tavern's newest patron, </w:t>
       </w:r>
       <w:r>
         <w:rPr>
@@ -786,7 +786,7 @@
         <w:rPr>
           <w:rtl w:val="0"/>
         </w:rPr>
-        <w:t xml:space="preserve">Thus, the three companions set off on their first adventure together, bound by fate, driven by curiosity, and united in their quest to uncover the mysteries of their world. Each carried their own burdens—Lilly with the </w:t>
+        <w:t xml:space="preserve">Thus, the three companions set off on their first adventure together, bound by fate, driven by curiosity, and united in their quest to uncover the mysteries of their world. Each carried their own burdens (Lilly with the </w:t>
       </w:r>
       <w:r>
         <w:rPr>
@@ -812,7 +812,7 @@
         <w:rPr>
           <w:rtl w:val="0"/>
         </w:rPr>
-        <w:t xml:space="preserve">, and Stabby with his love for mischief—but together, they knew they would face whatever challenges lay ahead.</w:t>
+        <w:t>, and Stabby with his love for mischief), but together, they knew they would face whatever challenges lay ahead.</w:t>
       </w:r>
     </w:p>
     <w:p>

--- a/lore/character_backstories.docx
+++ b/lore/character_backstories.docx
@@ -492,7 +492,7 @@
           <w:b w:val="1"/>
           <w:rtl w:val="0"/>
         </w:rPr>
-        <w:t xml:space="preserve">Whispering Breeze Clan</w:t>
+        <w:t>Whispering Breeze Monastery</w:t>
       </w:r>
       <w:r>
         <w:rPr>
